--- a/analise-ed/11_Teses_Logic_Blocks_Premissas.docx
+++ b/analise-ed/11_Teses_Logic_Blocks_Premissas.docx
@@ -7645,25 +7645,7 @@
         <w:t xml:space="preserve">”</w:t>
       </w:r>
       <w:r>
-        <w:t xml:space="preserve">). Já está no doc 10 e no brief 04, com</w:t>
-      </w:r>
-      <w:r>
-        <w:t xml:space="preserve"> </w:t>
-      </w:r>
-      <w:r>
-        <w:t xml:space="preserve">“</w:t>
-      </w:r>
-      <w:r>
-        <w:t xml:space="preserve">placa castradora</w:t>
-      </w:r>
-      <w:r>
-        <w:t xml:space="preserve">”</w:t>
-      </w:r>
-      <w:r>
-        <w:t xml:space="preserve"> </w:t>
-      </w:r>
-      <w:r>
-        <w:t xml:space="preserve">no lugar de</w:t>
+        <w:t xml:space="preserve">). Já está no doc 10 e no brief 04. Nome do mecanismo mantido:</w:t>
       </w:r>
       <w:r>
         <w:t xml:space="preserve"> </w:t>
@@ -7875,7 +7857,7 @@
         <w:pStyle w:val="FirstParagraph"/>
       </w:pPr>
       <w:r>
-        <w:t xml:space="preserve">Montada sobre a espinha da Soda Horse, com os enxertos acima e os elementos já decididos (Huberman, Fort Worth, capataz, Longhorn, placa castradora, conjunto único de números do doc 10). Cada linha: afirmativa → prova prevista → etiqueta.</w:t>
+        <w:t xml:space="preserve">Montada sobre a espinha da Soda Horse, com os enxertos acima e os elementos já decididos (Huberman, Fort Worth, capataz, Longhorn, placa tóxica, conjunto único de números do doc 10). Cada linha: afirmativa → prova prevista → etiqueta.</w:t>
       </w:r>
     </w:p>
     <w:p>
@@ -7923,7 +7905,7 @@
           <w:bCs/>
           <w:b/>
         </w:rPr>
-        <w:t xml:space="preserve">BLOCO B — A PLACA CASTRADORA</w:t>
+        <w:t xml:space="preserve">BLOCO B — A PLACA TÓXICA</w:t>
       </w:r>
       <w:r>
         <w:t xml:space="preserve"> </w:t>
@@ -7971,7 +7953,7 @@
         <w:t xml:space="preserve"> </w:t>
       </w:r>
       <w:r>
-        <w:t xml:space="preserve">→ Prova Científica + Callback RFK (meninos) → nome: placa castradora.</w:t>
+        <w:t xml:space="preserve">→ Prova Científica + Callback RFK (meninos) → nome: placa tóxica.</w:t>
       </w:r>
       <w:r>
         <w:t xml:space="preserve"> </w:t>

--- a/analise-ed/11_Teses_Logic_Blocks_Premissas.docx
+++ b/analise-ed/11_Teses_Logic_Blocks_Premissas.docx
@@ -2,7 +2,7 @@
 <file path=word/document.xml><?xml version="1.0" encoding="utf-8"?>
 <w:document xmlns:w="http://schemas.openxmlformats.org/wordprocessingml/2006/main" xmlns:m="http://schemas.openxmlformats.org/officeDocument/2006/math" xmlns:r="http://schemas.openxmlformats.org/officeDocument/2006/relationships" xmlns:o="urn:schemas-microsoft-com:office:office" xmlns:v="urn:schemas-microsoft-com:vml" xmlns:w10="urn:schemas-microsoft-com:office:word" xmlns:a="http://schemas.openxmlformats.org/drawingml/2006/main" xmlns:pic="http://schemas.openxmlformats.org/drawingml/2006/picture" xmlns:wp="http://schemas.openxmlformats.org/drawingml/2006/wordprocessingDrawing">
   <w:body>
-    <w:bookmarkStart w:id="41" w:name="X29dac44a2f899d67ce52b7e16578b3da70eb5ca"/>
+    <w:bookmarkStart w:id="43" w:name="X29dac44a2f899d67ce52b7e16578b3da70eb5ca"/>
     <w:p>
       <w:pPr>
         <w:pStyle w:val="Heading1"/>
@@ -8250,8 +8250,1158 @@
         <w:t xml:space="preserve">dentro do cimento (AE) ou só cimento (SH); (c) o bloco de declínio androgênico da HJ entra (mandíbula, matinal) ou fica de fora; (d) onde entra o Mike na tese (só no 60% e nas soluções comuns, como acima, ou também na régua).</w:t>
       </w:r>
     </w:p>
+    <w:p>
+      <w:r>
+        <w:pict>
+          <v:rect style="width:0;height:1.5pt" o:hralign="center" o:hrstd="t" o:hr="t"/>
+        </w:pict>
+      </w:r>
+    </w:p>
     <w:bookmarkEnd w:id="40"/>
+    <w:bookmarkStart w:id="42" w:name="X6afe9883449cb1e3137b48b7626d73ec6cdf1c4"/>
+    <w:p>
+      <w:pPr>
+        <w:pStyle w:val="Heading2"/>
+      </w:pPr>
+      <w:r>
+        <w:t xml:space="preserve">PARTE 6 — CAMADAS POR PREMISSA DA SODAFIL (decisão de 13/10/2026)</w:t>
+      </w:r>
+    </w:p>
+    <w:p>
+      <w:pPr>
+        <w:pStyle w:val="FirstParagraph"/>
+      </w:pPr>
+      <w:r>
+        <w:t xml:space="preserve">Regra de montagem: cada premissa da Parte 5 recebe a lógica da Soda Horse, a prova visual/numérica da Alpha Erec (ou Horse Jelly) e, só nas premissas marcadas, um toque nosso. Lettering de ritmo como na Soda Horse; imagem de laboratório como na Alpha Erec, debaixo do lettering, não no lugar dele. Uma fonte por premissa científica, dita em voz alta com nome e ano.</w:t>
+      </w:r>
+    </w:p>
+    <w:tbl>
+      <w:tblPr>
+        <w:tblStyle w:val="Table"/>
+        <w:tblW w:type="pct" w:w="5000"/>
+        <w:tblLook w:firstRow="1" w:lastRow="0" w:firstColumn="0" w:lastColumn="0" w:noHBand="0" w:noVBand="0" w:val="0020"/>
+        <w:jc w:val="start"/>
+      </w:tblPr>
+      <w:tblGrid>
+        <w:gridCol w:w="1980"/>
+        <w:gridCol w:w="1980"/>
+        <w:gridCol w:w="1980"/>
+        <w:gridCol w:w="1980"/>
+      </w:tblGrid>
+      <w:tr>
+        <w:trPr>
+          <w:tblHeader w:val="true"/>
+        </w:trPr>
+        <w:tc>
+          <w:tcPr/>
+          <w:p>
+            <w:pPr>
+              <w:pStyle w:val="Compact"/>
+              <w:jc w:val="left"/>
+            </w:pPr>
+            <w:r>
+              <w:t xml:space="preserve">Premissa</w:t>
+            </w:r>
+          </w:p>
+        </w:tc>
+        <w:tc>
+          <w:tcPr/>
+          <w:p>
+            <w:pPr>
+              <w:pStyle w:val="Compact"/>
+              <w:jc w:val="left"/>
+            </w:pPr>
+            <w:r>
+              <w:t xml:space="preserve">Lógica (SH)</w:t>
+            </w:r>
+          </w:p>
+        </w:tc>
+        <w:tc>
+          <w:tcPr/>
+          <w:p>
+            <w:pPr>
+              <w:pStyle w:val="Compact"/>
+              <w:jc w:val="left"/>
+            </w:pPr>
+            <w:r>
+              <w:t xml:space="preserve">Prova visual / numérica (AE/HJ)</w:t>
+            </w:r>
+          </w:p>
+        </w:tc>
+        <w:tc>
+          <w:tcPr/>
+          <w:p>
+            <w:pPr>
+              <w:pStyle w:val="Compact"/>
+              <w:jc w:val="left"/>
+            </w:pPr>
+            <w:r>
+              <w:t xml:space="preserve">Toque nosso</w:t>
+            </w:r>
+          </w:p>
+        </w:tc>
+      </w:tr>
+      <w:tr>
+        <w:tc>
+          <w:tcPr/>
+          <w:p>
+            <w:pPr>
+              <w:pStyle w:val="Compact"/>
+              <w:jc w:val="left"/>
+            </w:pPr>
+            <w:r>
+              <w:t xml:space="preserve">1. Esponja 70–80% tipo III</w:t>
+            </w:r>
+          </w:p>
+        </w:tc>
+        <w:tc>
+          <w:tcPr/>
+          <w:p>
+            <w:pPr>
+              <w:pStyle w:val="Compact"/>
+              <w:jc w:val="left"/>
+            </w:pPr>
+            <w:r>
+              <w:t xml:space="preserve">“</w:t>
+            </w:r>
+            <w:r>
+              <w:t xml:space="preserve">Esponja cheia de furos, feita pra uma coisa só</w:t>
+            </w:r>
+            <w:r>
+              <w:t xml:space="preserve">”</w:t>
+            </w:r>
+          </w:p>
+        </w:tc>
+        <w:tc>
+          <w:tcPr/>
+          <w:p>
+            <w:pPr>
+              <w:pStyle w:val="Compact"/>
+              <w:jc w:val="left"/>
+            </w:pPr>
+            <w:r>
+              <w:t xml:space="preserve">Lâmina histológica + J Urol 1993 com post-it + mola ondulada (HJ 20:15)</w:t>
+            </w:r>
+          </w:p>
+        </w:tc>
+        <w:tc>
+          <w:tcPr/>
+          <w:p>
+            <w:pPr>
+              <w:pStyle w:val="Compact"/>
+              <w:jc w:val="left"/>
+            </w:pPr>
+            <w:r>
+              <w:t xml:space="preserve">—</w:t>
+            </w:r>
+          </w:p>
+        </w:tc>
+      </w:tr>
+      <w:tr>
+        <w:tc>
+          <w:tcPr/>
+          <w:p>
+            <w:pPr>
+              <w:pStyle w:val="Compact"/>
+              <w:jc w:val="left"/>
+            </w:pPr>
+            <w:r>
+              <w:t xml:space="preserve">2. Sangue enche, colágeno permite encher</w:t>
+            </w:r>
+          </w:p>
+        </w:tc>
+        <w:tc>
+          <w:tcPr/>
+          <w:p>
+            <w:pPr>
+              <w:pStyle w:val="Compact"/>
+              <w:jc w:val="left"/>
+            </w:pPr>
+            <w:r>
+              <w:t xml:space="preserve">“</w:t>
+            </w:r>
+            <w:r>
+              <w:t xml:space="preserve">Esponja travada, pau mole. Ponto</w:t>
+            </w:r>
+            <w:r>
+              <w:t xml:space="preserve">”</w:t>
+            </w:r>
+            <w:r>
+              <w:t xml:space="preserve"> </w:t>
+            </w:r>
+            <w:r>
+              <w:t xml:space="preserve">(STUCK SPONGE / PERIOD)</w:t>
+            </w:r>
+          </w:p>
+        </w:tc>
+        <w:tc>
+          <w:tcPr/>
+          <w:p>
+            <w:pPr>
+              <w:pStyle w:val="Compact"/>
+              <w:jc w:val="left"/>
+            </w:pPr>
+            <w:r>
+              <w:t xml:space="preserve">3D do corte enchendo (HJ 19:55)</w:t>
+            </w:r>
+          </w:p>
+        </w:tc>
+        <w:tc>
+          <w:tcPr/>
+          <w:p>
+            <w:pPr>
+              <w:pStyle w:val="Compact"/>
+              <w:jc w:val="left"/>
+            </w:pPr>
+            <w:r>
+              <w:t xml:space="preserve">Lettering no estilo SH</w:t>
+            </w:r>
+          </w:p>
+        </w:tc>
+      </w:tr>
+      <w:tr>
+        <w:tc>
+          <w:tcPr/>
+          <w:p>
+            <w:pPr>
+              <w:pStyle w:val="Compact"/>
+              <w:jc w:val="left"/>
+            </w:pPr>
+            <w:r>
+              <w:t xml:space="preserve">3. O corpo para aos 25; o que gruda, fica</w:t>
+            </w:r>
+          </w:p>
+        </w:tc>
+        <w:tc>
+          <w:tcPr/>
+          <w:p>
+            <w:pPr>
+              <w:pStyle w:val="Compact"/>
+              <w:jc w:val="left"/>
+            </w:pPr>
+            <w:r>
+              <w:t xml:space="preserve">“</w:t>
+            </w:r>
+            <w:r>
+              <w:t xml:space="preserve">Andaime que o corpo quase nunca substitui</w:t>
+            </w:r>
+            <w:r>
+              <w:t xml:space="preserve">”</w:t>
+            </w:r>
+          </w:p>
+        </w:tc>
+        <w:tc>
+          <w:tcPr/>
+          <w:p>
+            <w:pPr>
+              <w:pStyle w:val="Compact"/>
+              <w:jc w:val="left"/>
+            </w:pPr>
+            <w:r>
+              <w:t xml:space="preserve">Gráfico</w:t>
+            </w:r>
+            <w:r>
+              <w:t xml:space="preserve"> </w:t>
+            </w:r>
+            <w:r>
+              <w:t xml:space="preserve">“</w:t>
+            </w:r>
+            <w:r>
+              <w:t xml:space="preserve">collagen production after 25</w:t>
+            </w:r>
+            <w:r>
+              <w:t xml:space="preserve">”</w:t>
+            </w:r>
+            <w:r>
+              <w:t xml:space="preserve"> </w:t>
+            </w:r>
+            <w:r>
+              <w:t xml:space="preserve">(HJ 29:36)</w:t>
+            </w:r>
+          </w:p>
+        </w:tc>
+        <w:tc>
+          <w:tcPr/>
+          <w:p>
+            <w:pPr>
+              <w:pStyle w:val="Compact"/>
+              <w:jc w:val="left"/>
+            </w:pPr>
+            <w:r>
+              <w:t xml:space="preserve">—</w:t>
+            </w:r>
+          </w:p>
+        </w:tc>
+      </w:tr>
+      <w:tr>
+        <w:tc>
+          <w:tcPr/>
+          <w:p>
+            <w:pPr>
+              <w:pStyle w:val="Compact"/>
+              <w:jc w:val="left"/>
+            </w:pPr>
+            <w:r>
+              <w:t xml:space="preserve">4. O veneno procura o seu pau: 14x</w:t>
+            </w:r>
+          </w:p>
+        </w:tc>
+        <w:tc>
+          <w:tcPr/>
+          <w:p>
+            <w:pPr>
+              <w:pStyle w:val="Compact"/>
+              <w:jc w:val="left"/>
+            </w:pPr>
+            <w:r>
+              <w:t xml:space="preserve">“</w:t>
+            </w:r>
+            <w:r>
+              <w:t xml:space="preserve">Não escolheu por acaso</w:t>
+            </w:r>
+            <w:r>
+              <w:t xml:space="preserve">”</w:t>
+            </w:r>
+          </w:p>
+        </w:tc>
+        <w:tc>
+          <w:tcPr/>
+          <w:p>
+            <w:pPr>
+              <w:pStyle w:val="Compact"/>
+              <w:jc w:val="left"/>
+            </w:pPr>
+            <w:r>
+              <w:t xml:space="preserve">Corpo 3D</w:t>
+            </w:r>
+            <w:r>
+              <w:t xml:space="preserve"> </w:t>
+            </w:r>
+            <w:r>
+              <w:t xml:space="preserve">“</w:t>
+            </w:r>
+            <w:r>
+              <w:t xml:space="preserve">não é o fígado, não é o pulmão</w:t>
+            </w:r>
+            <w:r>
+              <w:t xml:space="preserve">”</w:t>
+            </w:r>
+            <w:r>
+              <w:t xml:space="preserve"> </w:t>
+            </w:r>
+            <w:r>
+              <w:t xml:space="preserve">+ microscopia verde + Endocrine Reviews 1998 com barra 14x</w:t>
+            </w:r>
+          </w:p>
+        </w:tc>
+        <w:tc>
+          <w:tcPr/>
+          <w:p>
+            <w:pPr>
+              <w:pStyle w:val="Compact"/>
+              <w:jc w:val="left"/>
+            </w:pPr>
+            <w:r>
+              <w:t xml:space="preserve">Callback: o saco de ração do capataz entra na lista (ração → bife → água → esponja)</w:t>
+            </w:r>
+          </w:p>
+        </w:tc>
+      </w:tr>
+      <w:tr>
+        <w:tc>
+          <w:tcPr/>
+          <w:p>
+            <w:pPr>
+              <w:pStyle w:val="Compact"/>
+              <w:jc w:val="left"/>
+            </w:pPr>
+            <w:r>
+              <w:t xml:space="preserve">5. Seca em camadas como cimento</w:t>
+            </w:r>
+          </w:p>
+        </w:tc>
+        <w:tc>
+          <w:tcPr/>
+          <w:p>
+            <w:pPr>
+              <w:pStyle w:val="Compact"/>
+              <w:jc w:val="left"/>
+            </w:pPr>
+            <w:r>
+              <w:t xml:space="preserve">Colher de pedreiro, cimento fresco (SH 29:38)</w:t>
+            </w:r>
+          </w:p>
+        </w:tc>
+        <w:tc>
+          <w:tcPr/>
+          <w:p>
+            <w:pPr>
+              <w:pStyle w:val="Compact"/>
+              <w:jc w:val="left"/>
+            </w:pPr>
+            <w:r>
+              <w:t xml:space="preserve">Fibras com ligações enegrecidas (AE 24:26) + ferida de pele, uma frase (AE 24:50)</w:t>
+            </w:r>
+          </w:p>
+        </w:tc>
+        <w:tc>
+          <w:tcPr/>
+          <w:p>
+            <w:pPr>
+              <w:pStyle w:val="Compact"/>
+              <w:jc w:val="left"/>
+            </w:pPr>
+            <w:r>
+              <w:t xml:space="preserve">—</w:t>
+            </w:r>
+          </w:p>
+        </w:tc>
+      </w:tr>
+      <w:tr>
+        <w:tc>
+          <w:tcPr/>
+          <w:p>
+            <w:pPr>
+              <w:pStyle w:val="Compact"/>
+              <w:jc w:val="left"/>
+            </w:pPr>
+            <w:r>
+              <w:t xml:space="preserve">6. Te travou aos 15</w:t>
+            </w:r>
+          </w:p>
+        </w:tc>
+        <w:tc>
+          <w:tcPr/>
+          <w:p>
+            <w:pPr>
+              <w:pStyle w:val="Compact"/>
+              <w:jc w:val="left"/>
+            </w:pPr>
+            <w:r>
+              <w:t xml:space="preserve">“</w:t>
+            </w:r>
+            <w:r>
+              <w:t xml:space="preserve">Castrado antes de virar homem</w:t>
+            </w:r>
+            <w:r>
+              <w:t xml:space="preserve">”</w:t>
+            </w:r>
+          </w:p>
+        </w:tc>
+        <w:tc>
+          <w:tcPr/>
+          <w:p>
+            <w:pPr>
+              <w:pStyle w:val="Compact"/>
+              <w:jc w:val="left"/>
+            </w:pPr>
+            <w:r>
+              <w:t xml:space="preserve">Página de Stanford legível</w:t>
+            </w:r>
+          </w:p>
+        </w:tc>
+        <w:tc>
+          <w:tcPr/>
+          <w:p>
+            <w:pPr>
+              <w:pStyle w:val="Compact"/>
+              <w:jc w:val="left"/>
+            </w:pPr>
+            <w:r>
+              <w:t xml:space="preserve">Callback RFK (meninos)</w:t>
+            </w:r>
+          </w:p>
+        </w:tc>
+      </w:tr>
+      <w:tr>
+        <w:tc>
+          <w:tcPr/>
+          <w:p>
+            <w:pPr>
+              <w:pStyle w:val="Compact"/>
+              <w:jc w:val="left"/>
+            </w:pPr>
+            <w:r>
+              <w:t xml:space="preserve">7. 7 polegadas / 1.000 mulheres</w:t>
+            </w:r>
+          </w:p>
+        </w:tc>
+        <w:tc>
+          <w:tcPr/>
+          <w:p>
+            <w:pPr>
+              <w:pStyle w:val="Compact"/>
+              <w:jc w:val="left"/>
+            </w:pPr>
+            <w:r>
+              <w:t xml:space="preserve">A linha entre satisfazer e ela procurar fora</w:t>
+            </w:r>
+          </w:p>
+        </w:tc>
+        <w:tc>
+          <w:tcPr/>
+          <w:p>
+            <w:pPr>
+              <w:pStyle w:val="Compact"/>
+              <w:jc w:val="left"/>
+            </w:pPr>
+            <w:r>
+              <w:t xml:space="preserve">Fonte com nome em tela (a SH não dá)</w:t>
+            </w:r>
+          </w:p>
+        </w:tc>
+        <w:tc>
+          <w:tcPr/>
+          <w:p>
+            <w:pPr>
+              <w:pStyle w:val="Compact"/>
+              <w:jc w:val="left"/>
+            </w:pPr>
+            <w:r>
+              <w:t xml:space="preserve">Callback Lakiha e o peão</w:t>
+            </w:r>
+          </w:p>
+        </w:tc>
+      </w:tr>
+      <w:tr>
+        <w:tc>
+          <w:tcPr/>
+          <w:p>
+            <w:pPr>
+              <w:pStyle w:val="Compact"/>
+              <w:jc w:val="left"/>
+            </w:pPr>
+            <w:r>
+              <w:t xml:space="preserve">8. Placa tóxica, nomeada uma vez</w:t>
+            </w:r>
+          </w:p>
+        </w:tc>
+        <w:tc>
+          <w:tcPr/>
+          <w:p>
+            <w:pPr>
+              <w:pStyle w:val="Compact"/>
+              <w:jc w:val="left"/>
+            </w:pPr>
+            <w:r>
+              <w:t xml:space="preserve">“</w:t>
+            </w:r>
+            <w:r>
+              <w:t xml:space="preserve">Olha as 2 esponjas</w:t>
+            </w:r>
+            <w:r>
+              <w:t xml:space="preserve">”</w:t>
+            </w:r>
+          </w:p>
+        </w:tc>
+        <w:tc>
+          <w:tcPr/>
+          <w:p>
+            <w:pPr>
+              <w:pStyle w:val="Compact"/>
+              <w:jc w:val="left"/>
+            </w:pPr>
+            <w:r>
+              <w:t xml:space="preserve">Microscopia lado a lado (AE 27:14) + corte do pênis com placas (AE 25:46)</w:t>
+            </w:r>
+          </w:p>
+        </w:tc>
+        <w:tc>
+          <w:tcPr/>
+          <w:p>
+            <w:pPr>
+              <w:pStyle w:val="Compact"/>
+              <w:jc w:val="left"/>
+            </w:pPr>
+            <w:r>
+              <w:t xml:space="preserve">—</w:t>
+            </w:r>
+          </w:p>
+        </w:tc>
+      </w:tr>
+      <w:tr>
+        <w:tc>
+          <w:tcPr/>
+          <w:p>
+            <w:pPr>
+              <w:pStyle w:val="Compact"/>
+              <w:jc w:val="left"/>
+            </w:pPr>
+            <w:r>
+              <w:t xml:space="preserve">9. Exame real: 60%</w:t>
+            </w:r>
+          </w:p>
+        </w:tc>
+        <w:tc>
+          <w:tcPr/>
+          <w:p>
+            <w:pPr>
+              <w:pStyle w:val="Compact"/>
+              <w:jc w:val="left"/>
+            </w:pPr>
+            <w:r>
+              <w:t xml:space="preserve">“</w:t>
+            </w:r>
+            <w:r>
+              <w:t xml:space="preserve">A um passo do ponto sem volta</w:t>
+            </w:r>
+            <w:r>
+              <w:t xml:space="preserve">”</w:t>
+            </w:r>
+          </w:p>
+        </w:tc>
+        <w:tc>
+          <w:tcPr/>
+          <w:p>
+            <w:pPr>
+              <w:pStyle w:val="Compact"/>
+              <w:jc w:val="left"/>
+            </w:pPr>
+            <w:r>
+              <w:t xml:space="preserve">Ressonância na tela com o número</w:t>
+            </w:r>
+          </w:p>
+        </w:tc>
+        <w:tc>
+          <w:tcPr/>
+          <w:p>
+            <w:pPr>
+              <w:pStyle w:val="Compact"/>
+              <w:jc w:val="left"/>
+            </w:pPr>
+            <w:r>
+              <w:t xml:space="preserve">A do Mike (o build-up repete 60 → 28)</w:t>
+            </w:r>
+          </w:p>
+        </w:tc>
+      </w:tr>
+      <w:tr>
+        <w:tc>
+          <w:tcPr/>
+          <w:p>
+            <w:pPr>
+              <w:pStyle w:val="Compact"/>
+              <w:jc w:val="left"/>
+            </w:pPr>
+            <w:r>
+              <w:t xml:space="preserve">10–11. Não é idade; Viagra, TRT, prótese</w:t>
+            </w:r>
+          </w:p>
+        </w:tc>
+        <w:tc>
+          <w:tcPr/>
+          <w:p>
+            <w:pPr>
+              <w:pStyle w:val="Compact"/>
+              <w:jc w:val="left"/>
+            </w:pPr>
+            <w:r>
+              <w:t xml:space="preserve">Balde na pedra, fio cortado, lâmpada apagada</w:t>
+            </w:r>
+          </w:p>
+        </w:tc>
+        <w:tc>
+          <w:tcPr/>
+          <w:p>
+            <w:pPr>
+              <w:pStyle w:val="Compact"/>
+              <w:jc w:val="left"/>
+            </w:pPr>
+            <w:r>
+              <w:t xml:space="preserve">Blister de Viagra sobre</w:t>
+            </w:r>
+            <w:r>
+              <w:t xml:space="preserve"> </w:t>
+            </w:r>
+            <w:r>
+              <w:t xml:space="preserve">“</w:t>
+            </w:r>
+            <w:r>
+              <w:t xml:space="preserve">doesn’t dissolve the scar</w:t>
+            </w:r>
+            <w:r>
+              <w:t xml:space="preserve">”</w:t>
+            </w:r>
+            <w:r>
+              <w:t xml:space="preserve"> </w:t>
+            </w:r>
+            <w:r>
+              <w:t xml:space="preserve">(AE 27:24), frasco de TRT</w:t>
+            </w:r>
+          </w:p>
+        </w:tc>
+        <w:tc>
+          <w:tcPr/>
+          <w:p>
+            <w:pPr>
+              <w:pStyle w:val="Compact"/>
+              <w:jc w:val="left"/>
+            </w:pPr>
+            <w:r>
+              <w:t xml:space="preserve">—</w:t>
+            </w:r>
+          </w:p>
+        </w:tc>
+      </w:tr>
+      <w:tr>
+        <w:tc>
+          <w:tcPr/>
+          <w:p>
+            <w:pPr>
+              <w:pStyle w:val="Compact"/>
+              <w:jc w:val="left"/>
+            </w:pPr>
+            <w:r>
+              <w:t xml:space="preserve">12. Relógio</w:t>
+            </w:r>
+          </w:p>
+        </w:tc>
+        <w:tc>
+          <w:tcPr/>
+          <w:p>
+            <w:pPr>
+              <w:pStyle w:val="Compact"/>
+              <w:jc w:val="left"/>
+            </w:pPr>
+            <w:r>
+              <w:t xml:space="preserve">Cimento úmido solta, seco vira pedra</w:t>
+            </w:r>
+          </w:p>
+        </w:tc>
+        <w:tc>
+          <w:tcPr/>
+          <w:p>
+            <w:pPr>
+              <w:pStyle w:val="Compact"/>
+              <w:jc w:val="left"/>
+            </w:pPr>
+            <w:r>
+              <w:t xml:space="preserve">Infográfico boca → 40 min → 2 h (AE 30:02) + túnel calcificado (SH 29:24)</w:t>
+            </w:r>
+          </w:p>
+        </w:tc>
+        <w:tc>
+          <w:tcPr/>
+          <w:p>
+            <w:pPr>
+              <w:pStyle w:val="Compact"/>
+              <w:jc w:val="left"/>
+            </w:pPr>
+            <w:r>
+              <w:t xml:space="preserve">—</w:t>
+            </w:r>
+          </w:p>
+        </w:tc>
+      </w:tr>
+      <w:tr>
+        <w:tc>
+          <w:tcPr/>
+          <w:p>
+            <w:pPr>
+              <w:pStyle w:val="Compact"/>
+              <w:jc w:val="left"/>
+            </w:pPr>
+            <w:r>
+              <w:t xml:space="preserve">13–16. O touro</w:t>
+            </w:r>
+          </w:p>
+        </w:tc>
+        <w:tc>
+          <w:tcPr/>
+          <w:p>
+            <w:pPr>
+              <w:pStyle w:val="Compact"/>
+              <w:jc w:val="left"/>
+            </w:pPr>
+            <w:r>
+              <w:t xml:space="preserve">Paradoxo dos 15 kg, incentivo do criador, pó fora de rótulo</w:t>
+            </w:r>
+          </w:p>
+        </w:tc>
+        <w:tc>
+          <w:tcPr/>
+          <w:p>
+            <w:pPr>
+              <w:pStyle w:val="Compact"/>
+              <w:jc w:val="left"/>
+            </w:pPr>
+            <w:r>
+              <w:t xml:space="preserve">Nenhuma de laboratório; a prova é gente</w:t>
+            </w:r>
+          </w:p>
+        </w:tc>
+        <w:tc>
+          <w:tcPr/>
+          <w:p>
+            <w:pPr>
+              <w:pStyle w:val="Compact"/>
+              <w:jc w:val="left"/>
+            </w:pPr>
+            <w:r>
+              <w:t xml:space="preserve">Capataz, saco, $700 mil,</w:t>
+            </w:r>
+            <w:r>
+              <w:t xml:space="preserve"> </w:t>
+            </w:r>
+            <w:r>
+              <w:t xml:space="preserve">“</w:t>
+            </w:r>
+            <w:r>
+              <w:t xml:space="preserve">straight, all you do is burp</w:t>
+            </w:r>
+            <w:r>
+              <w:t xml:space="preserve">”</w:t>
+            </w:r>
+          </w:p>
+        </w:tc>
+      </w:tr>
+      <w:tr>
+        <w:tc>
+          <w:tcPr/>
+          <w:p>
+            <w:pPr>
+              <w:pStyle w:val="Compact"/>
+              <w:jc w:val="left"/>
+            </w:pPr>
+            <w:r>
+              <w:t xml:space="preserve">17. Dissolver</w:t>
+            </w:r>
+          </w:p>
+        </w:tc>
+        <w:tc>
+          <w:tcPr/>
+          <w:p>
+            <w:pPr>
+              <w:pStyle w:val="Compact"/>
+              <w:jc w:val="left"/>
+            </w:pPr>
+            <w:r>
+              <w:t xml:space="preserve">“</w:t>
+            </w:r>
+            <w:r>
+              <w:t xml:space="preserve">Puro só arrota</w:t>
+            </w:r>
+            <w:r>
+              <w:t xml:space="preserve">”</w:t>
+            </w:r>
+          </w:p>
+        </w:tc>
+        <w:tc>
+          <w:tcPr/>
+          <w:p>
+            <w:pPr>
+              <w:pStyle w:val="Compact"/>
+              <w:jc w:val="left"/>
+            </w:pPr>
+            <w:r>
+              <w:t xml:space="preserve">Urina escura (lettering)</w:t>
+            </w:r>
+          </w:p>
+        </w:tc>
+        <w:tc>
+          <w:tcPr/>
+          <w:p>
+            <w:pPr>
+              <w:pStyle w:val="Compact"/>
+              <w:jc w:val="left"/>
+            </w:pPr>
+            <w:r>
+              <w:t xml:space="preserve">—</w:t>
+            </w:r>
+          </w:p>
+        </w:tc>
+      </w:tr>
+      <w:tr>
+        <w:tc>
+          <w:tcPr/>
+          <w:p>
+            <w:pPr>
+              <w:pStyle w:val="Compact"/>
+              <w:jc w:val="left"/>
+            </w:pPr>
+            <w:r>
+              <w:t xml:space="preserve">20–22. Reconstruir</w:t>
+            </w:r>
+          </w:p>
+        </w:tc>
+        <w:tc>
+          <w:tcPr/>
+          <w:p>
+            <w:pPr>
+              <w:pStyle w:val="Compact"/>
+              <w:jc w:val="left"/>
+            </w:pPr>
+            <w:r>
+              <w:t xml:space="preserve">“</w:t>
+            </w:r>
+            <w:r>
+              <w:t xml:space="preserve">Não é o bovino de confinamento</w:t>
+            </w:r>
+            <w:r>
+              <w:t xml:space="preserve">”</w:t>
+            </w:r>
+          </w:p>
+        </w:tc>
+        <w:tc>
+          <w:tcPr/>
+          <w:p>
+            <w:pPr>
+              <w:pStyle w:val="Compact"/>
+              <w:jc w:val="left"/>
+            </w:pPr>
+            <w:r>
+              <w:t xml:space="preserve">Régua com decimais e ressonância, mesmo set</w:t>
+            </w:r>
+          </w:p>
+        </w:tc>
+        <w:tc>
+          <w:tcPr/>
+          <w:p>
+            <w:pPr>
+              <w:pStyle w:val="Compact"/>
+              <w:jc w:val="left"/>
+            </w:pPr>
+            <w:r>
+              <w:t xml:space="preserve">Dois rótulos (6B), tendão na mão (6C), Voluntário 22 com o tripé à mostra</w:t>
+            </w:r>
+          </w:p>
+        </w:tc>
+      </w:tr>
+      <w:tr>
+        <w:tc>
+          <w:tcPr/>
+          <w:p>
+            <w:pPr>
+              <w:pStyle w:val="Compact"/>
+              <w:jc w:val="left"/>
+            </w:pPr>
+            <w:r>
+              <w:t xml:space="preserve">24–26. Proteger, Reativar</w:t>
+            </w:r>
+          </w:p>
+        </w:tc>
+        <w:tc>
+          <w:tcPr/>
+          <w:p>
+            <w:pPr>
+              <w:pStyle w:val="Compact"/>
+              <w:jc w:val="left"/>
+            </w:pPr>
+            <w:r>
+              <w:t xml:space="preserve">Escudo, fio emendado</w:t>
+            </w:r>
+          </w:p>
+        </w:tc>
+        <w:tc>
+          <w:tcPr/>
+          <w:p>
+            <w:pPr>
+              <w:pStyle w:val="Compact"/>
+              <w:jc w:val="left"/>
+            </w:pPr>
+            <w:r>
+              <w:t xml:space="preserve">Hopkins 92% / IIEF 15→27 em gráfico à mão; DORMANT → ACTIVATED; monitor noturno</w:t>
+            </w:r>
+          </w:p>
+        </w:tc>
+        <w:tc>
+          <w:tcPr/>
+          <w:p>
+            <w:pPr>
+              <w:pStyle w:val="Compact"/>
+              <w:jc w:val="left"/>
+            </w:pPr>
+            <w:r>
+              <w:t xml:space="preserve">Tira de saliva de óxido nítrico (9A)</w:t>
+            </w:r>
+          </w:p>
+        </w:tc>
+      </w:tr>
+    </w:tbl>
+    <w:bookmarkStart w:id="41" w:name="Xfd2e3425449f9f6efc284ef42786130a927047c"/>
+    <w:p>
+      <w:pPr>
+        <w:pStyle w:val="Heading3"/>
+      </w:pPr>
+      <w:r>
+        <w:t xml:space="preserve">Regra de voz da tese: o fato vira cena na cama dele (padrão Alpha Erec)</w:t>
+      </w:r>
+    </w:p>
+    <w:p>
+      <w:pPr>
+        <w:pStyle w:val="FirstParagraph"/>
+      </w:pPr>
+      <w:r>
+        <w:t xml:space="preserve">A Alpha Erec explica menos e personaliza mais. O padrão, em três movimentos, sempre nesta ordem:</w:t>
+      </w:r>
+    </w:p>
+    <w:p>
+      <w:pPr>
+        <w:numPr>
+          <w:ilvl w:val="0"/>
+          <w:numId w:val="1003"/>
+        </w:numPr>
+        <w:pStyle w:val="Compact"/>
+      </w:pPr>
+      <w:r>
+        <w:rPr>
+          <w:bCs/>
+          <w:b/>
+        </w:rPr>
+        <w:t xml:space="preserve">Fato em uma frase curta</w:t>
+      </w:r>
+      <w:r>
+        <w:t xml:space="preserve">, sem jargão acumulado.</w:t>
+      </w:r>
+      <w:r>
+        <w:t xml:space="preserve"> </w:t>
+      </w:r>
+      <w:r>
+        <w:t xml:space="preserve">“</w:t>
+      </w:r>
+      <w:r>
+        <w:t xml:space="preserve">A função dele é uma só: encher de sangue quando você é estimulado, segurar sob pressão e te manter duro por tempo suficiente pra foder.</w:t>
+      </w:r>
+      <w:r>
+        <w:t xml:space="preserve">”</w:t>
+      </w:r>
+    </w:p>
+    <w:p>
+      <w:pPr>
+        <w:numPr>
+          <w:ilvl w:val="0"/>
+          <w:numId w:val="1003"/>
+        </w:numPr>
+        <w:pStyle w:val="Compact"/>
+      </w:pPr>
+      <w:r>
+        <w:rPr>
+          <w:bCs/>
+          <w:b/>
+        </w:rPr>
+        <w:t xml:space="preserve">Tradução imediata para a cama dele hoje à noite</w:t>
+      </w:r>
+      <w:r>
+        <w:t xml:space="preserve">, em segunda pessoa, com ela na cena.</w:t>
+      </w:r>
+      <w:r>
+        <w:t xml:space="preserve"> </w:t>
+      </w:r>
+      <w:r>
+        <w:t xml:space="preserve">“</w:t>
+      </w:r>
+      <w:r>
+        <w:t xml:space="preserve">Ele decide se hoje à noite o seu pau vai ficar duro o suficiente pra foder a sua esposa, ou se vai continuar mole quando ela colocar a mão nele. Se ela vai gemer ou te dar um tapinha nas costas. Se você vai gozar dentro dela ou adormecer fingindo que estava cansado.</w:t>
+      </w:r>
+      <w:r>
+        <w:t xml:space="preserve">”</w:t>
+      </w:r>
+    </w:p>
+    <w:p>
+      <w:pPr>
+        <w:numPr>
+          <w:ilvl w:val="0"/>
+          <w:numId w:val="1003"/>
+        </w:numPr>
+        <w:pStyle w:val="Compact"/>
+      </w:pPr>
+      <w:r>
+        <w:rPr>
+          <w:bCs/>
+          <w:b/>
+        </w:rPr>
+        <w:t xml:space="preserve">Cadência de repetição que fecha o bloco</w:t>
+      </w:r>
+      <w:r>
+        <w:t xml:space="preserve"> </w:t>
+      </w:r>
+      <w:r>
+        <w:t xml:space="preserve">e coloca o veneno na rotina dele.</w:t>
+      </w:r>
+      <w:r>
+        <w:t xml:space="preserve"> </w:t>
+      </w:r>
+      <w:r>
+        <w:t xml:space="preserve">“</w:t>
+      </w:r>
+      <w:r>
+        <w:t xml:space="preserve">Ano após ano, bife após bife, copo d’água após copo d’água.</w:t>
+      </w:r>
+      <w:r>
+        <w:t xml:space="preserve">”</w:t>
+      </w:r>
+      <w:r>
+        <w:t xml:space="preserve"> </w:t>
+      </w:r>
+      <w:r>
+        <w:t xml:space="preserve">“</w:t>
+      </w:r>
+      <w:r>
+        <w:t xml:space="preserve">Cicatriz não enche. Cicatriz não endurece. Cicatriz não bombeia sangue. Cicatriz não fode.</w:t>
+      </w:r>
+      <w:r>
+        <w:t xml:space="preserve">”</w:t>
+      </w:r>
+    </w:p>
+    <w:p>
+      <w:pPr>
+        <w:pStyle w:val="FirstParagraph"/>
+      </w:pPr>
+      <w:r>
+        <w:t xml:space="preserve">O que isso muda na nossa: nenhuma premissa científica (1, 3, 4, 5, 8, 12, 24–26) termina no fato. Cada uma termina no movimento 2 ou 3. O número e a fonte ficam na tela (lettering + imagem da AE); a voz gasta as palavras na cena, não na explicação. Teste de cada parágrafo da tese: se o último período não tem</w:t>
+      </w:r>
+      <w:r>
+        <w:t xml:space="preserve"> </w:t>
+      </w:r>
+      <w:r>
+        <w:t xml:space="preserve">“</w:t>
+      </w:r>
+      <w:r>
+        <w:t xml:space="preserve">você</w:t>
+      </w:r>
+      <w:r>
+        <w:t xml:space="preserve">”</w:t>
+      </w:r>
+      <w:r>
+        <w:t xml:space="preserve">,</w:t>
+      </w:r>
+      <w:r>
+        <w:t xml:space="preserve"> </w:t>
+      </w:r>
+      <w:r>
+        <w:t xml:space="preserve">“</w:t>
+      </w:r>
+      <w:r>
+        <w:t xml:space="preserve">ela</w:t>
+      </w:r>
+      <w:r>
+        <w:t xml:space="preserve">”</w:t>
+      </w:r>
+      <w:r>
+        <w:t xml:space="preserve"> </w:t>
+      </w:r>
+      <w:r>
+        <w:t xml:space="preserve">ou</w:t>
+      </w:r>
+      <w:r>
+        <w:t xml:space="preserve"> </w:t>
+      </w:r>
+      <w:r>
+        <w:t xml:space="preserve">“</w:t>
+      </w:r>
+      <w:r>
+        <w:t xml:space="preserve">seu pau</w:t>
+      </w:r>
+      <w:r>
+        <w:t xml:space="preserve">”</w:t>
+      </w:r>
+      <w:r>
+        <w:t xml:space="preserve">, o parágrafo não acabou.</w:t>
+      </w:r>
+    </w:p>
     <w:bookmarkEnd w:id="41"/>
+    <w:bookmarkEnd w:id="42"/>
+    <w:bookmarkEnd w:id="43"/>
     <w:sectPr/>
   </w:body>
 </w:document>
@@ -8477,6 +9627,36 @@
     </w:lvlOverride>
   </w:num>
   <w:num w:numId="1002">
+    <w:abstractNumId w:val="99411"/>
+    <w:lvlOverride w:ilvl="0">
+      <w:startOverride w:val="1"/>
+    </w:lvlOverride>
+    <w:lvlOverride w:ilvl="1">
+      <w:startOverride w:val="1"/>
+    </w:lvlOverride>
+    <w:lvlOverride w:ilvl="2">
+      <w:startOverride w:val="1"/>
+    </w:lvlOverride>
+    <w:lvlOverride w:ilvl="3">
+      <w:startOverride w:val="1"/>
+    </w:lvlOverride>
+    <w:lvlOverride w:ilvl="4">
+      <w:startOverride w:val="1"/>
+    </w:lvlOverride>
+    <w:lvlOverride w:ilvl="5">
+      <w:startOverride w:val="1"/>
+    </w:lvlOverride>
+    <w:lvlOverride w:ilvl="6">
+      <w:startOverride w:val="1"/>
+    </w:lvlOverride>
+    <w:lvlOverride w:ilvl="7">
+      <w:startOverride w:val="1"/>
+    </w:lvlOverride>
+    <w:lvlOverride w:ilvl="8">
+      <w:startOverride w:val="1"/>
+    </w:lvlOverride>
+  </w:num>
+  <w:num w:numId="1003">
     <w:abstractNumId w:val="99411"/>
     <w:lvlOverride w:ilvl="0">
       <w:startOverride w:val="1"/>

--- a/analise-ed/11_Teses_Logic_Blocks_Premissas.docx
+++ b/analise-ed/11_Teses_Logic_Blocks_Premissas.docx
@@ -9218,13 +9218,13 @@
         </w:tc>
       </w:tr>
     </w:tbl>
-    <w:bookmarkStart w:id="41" w:name="Xfd2e3425449f9f6efc284ef42786130a927047c"/>
+    <w:bookmarkStart w:id="41" w:name="regra-de-voz-da-tese-padrão-alpha-erec"/>
     <w:p>
       <w:pPr>
         <w:pStyle w:val="Heading3"/>
       </w:pPr>
       <w:r>
-        <w:t xml:space="preserve">Regra de voz da tese: o fato vira cena na cama dele (padrão Alpha Erec)</w:t>
+        <w:t xml:space="preserve">Regra de voz da tese (padrão Alpha Erec)</w:t>
       </w:r>
     </w:p>
     <w:p>
@@ -9232,171 +9232,276 @@
         <w:pStyle w:val="FirstParagraph"/>
       </w:pPr>
       <w:r>
-        <w:t xml:space="preserve">A Alpha Erec explica menos e personaliza mais. O padrão, em três movimentos, sempre nesta ordem:</w:t>
-      </w:r>
-    </w:p>
-    <w:p>
-      <w:pPr>
-        <w:numPr>
-          <w:ilvl w:val="0"/>
-          <w:numId w:val="1003"/>
-        </w:numPr>
-        <w:pStyle w:val="Compact"/>
-      </w:pPr>
-      <w:r>
-        <w:rPr>
-          <w:bCs/>
-          <w:b/>
-        </w:rPr>
-        <w:t xml:space="preserve">Fato em uma frase curta</w:t>
-      </w:r>
-      <w:r>
-        <w:t xml:space="preserve">, sem jargão acumulado.</w:t>
-      </w:r>
-      <w:r>
-        <w:t xml:space="preserve"> </w:t>
-      </w:r>
-      <w:r>
-        <w:t xml:space="preserve">“</w:t>
-      </w:r>
-      <w:r>
-        <w:t xml:space="preserve">A função dele é uma só: encher de sangue quando você é estimulado, segurar sob pressão e te manter duro por tempo suficiente pra foder.</w:t>
-      </w:r>
-      <w:r>
-        <w:t xml:space="preserve">”</w:t>
-      </w:r>
-    </w:p>
-    <w:p>
-      <w:pPr>
-        <w:numPr>
-          <w:ilvl w:val="0"/>
-          <w:numId w:val="1003"/>
-        </w:numPr>
-        <w:pStyle w:val="Compact"/>
-      </w:pPr>
-      <w:r>
-        <w:rPr>
-          <w:bCs/>
-          <w:b/>
-        </w:rPr>
-        <w:t xml:space="preserve">Tradução imediata para a cama dele hoje à noite</w:t>
-      </w:r>
-      <w:r>
-        <w:t xml:space="preserve">, em segunda pessoa, com ela na cena.</w:t>
-      </w:r>
-      <w:r>
-        <w:t xml:space="preserve"> </w:t>
-      </w:r>
-      <w:r>
-        <w:t xml:space="preserve">“</w:t>
-      </w:r>
-      <w:r>
-        <w:t xml:space="preserve">Ele decide se hoje à noite o seu pau vai ficar duro o suficiente pra foder a sua esposa, ou se vai continuar mole quando ela colocar a mão nele. Se ela vai gemer ou te dar um tapinha nas costas. Se você vai gozar dentro dela ou adormecer fingindo que estava cansado.</w:t>
-      </w:r>
-      <w:r>
-        <w:t xml:space="preserve">”</w:t>
-      </w:r>
-    </w:p>
-    <w:p>
-      <w:pPr>
-        <w:numPr>
-          <w:ilvl w:val="0"/>
-          <w:numId w:val="1003"/>
-        </w:numPr>
-        <w:pStyle w:val="Compact"/>
-      </w:pPr>
-      <w:r>
-        <w:rPr>
-          <w:bCs/>
-          <w:b/>
-        </w:rPr>
-        <w:t xml:space="preserve">Cadência de repetição que fecha o bloco</w:t>
-      </w:r>
-      <w:r>
-        <w:t xml:space="preserve"> </w:t>
-      </w:r>
-      <w:r>
-        <w:t xml:space="preserve">e coloca o veneno na rotina dele.</w:t>
-      </w:r>
-      <w:r>
-        <w:t xml:space="preserve"> </w:t>
-      </w:r>
-      <w:r>
-        <w:t xml:space="preserve">“</w:t>
-      </w:r>
-      <w:r>
-        <w:t xml:space="preserve">Ano após ano, bife após bife, copo d’água após copo d’água.</w:t>
-      </w:r>
-      <w:r>
-        <w:t xml:space="preserve">”</w:t>
-      </w:r>
-      <w:r>
-        <w:t xml:space="preserve"> </w:t>
-      </w:r>
-      <w:r>
-        <w:t xml:space="preserve">“</w:t>
-      </w:r>
-      <w:r>
-        <w:t xml:space="preserve">Cicatriz não enche. Cicatriz não endurece. Cicatriz não bombeia sangue. Cicatriz não fode.</w:t>
-      </w:r>
-      <w:r>
-        <w:t xml:space="preserve">”</w:t>
-      </w:r>
-    </w:p>
-    <w:p>
-      <w:pPr>
-        <w:pStyle w:val="FirstParagraph"/>
-      </w:pPr>
-      <w:r>
-        <w:t xml:space="preserve">O que isso muda na nossa: nenhuma premissa científica (1, 3, 4, 5, 8, 12, 24–26) termina no fato. Cada uma termina no movimento 2 ou 3. O número e a fonte ficam na tela (lettering + imagem da AE); a voz gasta as palavras na cena, não na explicação. Teste de cada parágrafo da tese: se o último período não tem</w:t>
-      </w:r>
-      <w:r>
-        <w:t xml:space="preserve"> </w:t>
-      </w:r>
-      <w:r>
-        <w:t xml:space="preserve">“</w:t>
-      </w:r>
-      <w:r>
-        <w:t xml:space="preserve">você</w:t>
-      </w:r>
-      <w:r>
-        <w:t xml:space="preserve">”</w:t>
-      </w:r>
-      <w:r>
-        <w:t xml:space="preserve">,</w:t>
-      </w:r>
-      <w:r>
-        <w:t xml:space="preserve"> </w:t>
-      </w:r>
-      <w:r>
-        <w:t xml:space="preserve">“</w:t>
-      </w:r>
-      <w:r>
-        <w:t xml:space="preserve">ela</w:t>
-      </w:r>
-      <w:r>
-        <w:t xml:space="preserve">”</w:t>
-      </w:r>
-      <w:r>
-        <w:t xml:space="preserve"> </w:t>
-      </w:r>
-      <w:r>
-        <w:t xml:space="preserve">ou</w:t>
-      </w:r>
-      <w:r>
-        <w:t xml:space="preserve"> </w:t>
-      </w:r>
-      <w:r>
-        <w:t xml:space="preserve">“</w:t>
-      </w:r>
-      <w:r>
-        <w:t xml:space="preserve">seu pau</w:t>
-      </w:r>
-      <w:r>
-        <w:t xml:space="preserve">”</w:t>
-      </w:r>
-      <w:r>
-        <w:t xml:space="preserve">, o parágrafo não acabou.</w:t>
+        <w:t xml:space="preserve">É simples: a Alpha Erec humaniza a explicação e prova com o que é testável no próprio cara. Cada fato do mecanismo é traduzido para algo que ele já passou ou passa. Ele ouve a explicação, lembra do que aconteceu na cama, e entende sem precisar acreditar em ninguém: a prova é a memória dele.</w:t>
+      </w:r>
+    </w:p>
+    <w:tbl>
+      <w:tblPr>
+        <w:tblStyle w:val="Table"/>
+        <w:tblW w:type="pct" w:w="5000"/>
+        <w:tblLook w:firstRow="1" w:lastRow="0" w:firstColumn="0" w:lastColumn="0" w:noHBand="0" w:noVBand="0" w:val="0020"/>
+        <w:jc w:val="start"/>
+      </w:tblPr>
+      <w:tblGrid>
+        <w:gridCol w:w="3960"/>
+        <w:gridCol w:w="3960"/>
+      </w:tblGrid>
+      <w:tr>
+        <w:trPr>
+          <w:tblHeader w:val="true"/>
+        </w:trPr>
+        <w:tc>
+          <w:tcPr/>
+          <w:p>
+            <w:pPr>
+              <w:pStyle w:val="Compact"/>
+              <w:jc w:val="left"/>
+            </w:pPr>
+            <w:r>
+              <w:t xml:space="preserve">Fato (o que a tela prova)</w:t>
+            </w:r>
+          </w:p>
+        </w:tc>
+        <w:tc>
+          <w:tcPr/>
+          <w:p>
+            <w:pPr>
+              <w:pStyle w:val="Compact"/>
+              <w:jc w:val="left"/>
+            </w:pPr>
+            <w:r>
+              <w:t xml:space="preserve">Memória que a voz aciona (o que ele já viveu)</w:t>
+            </w:r>
+          </w:p>
+        </w:tc>
+      </w:tr>
+      <w:tr>
+        <w:tc>
+          <w:tcPr/>
+          <w:p>
+            <w:pPr>
+              <w:pStyle w:val="Compact"/>
+              <w:jc w:val="left"/>
+            </w:pPr>
+            <w:r>
+              <w:t xml:space="preserve">A esponja decide tudo</w:t>
+            </w:r>
+          </w:p>
+        </w:tc>
+        <w:tc>
+          <w:tcPr/>
+          <w:p>
+            <w:pPr>
+              <w:pStyle w:val="Compact"/>
+              <w:jc w:val="left"/>
+            </w:pPr>
+            <w:r>
+              <w:t xml:space="preserve">Mole quando ela colocou a mão; tapinha nas costas; adormecer fingindo cansaço</w:t>
+            </w:r>
+          </w:p>
+        </w:tc>
+      </w:tr>
+      <w:tr>
+        <w:tc>
+          <w:tcPr/>
+          <w:p>
+            <w:pPr>
+              <w:pStyle w:val="Compact"/>
+              <w:jc w:val="left"/>
+            </w:pPr>
+            <w:r>
+              <w:t xml:space="preserve">O glifosato entra pela comida</w:t>
+            </w:r>
+          </w:p>
+        </w:tc>
+        <w:tc>
+          <w:tcPr/>
+          <w:p>
+            <w:pPr>
+              <w:pStyle w:val="Compact"/>
+              <w:jc w:val="left"/>
+            </w:pPr>
+            <w:r>
+              <w:t xml:space="preserve">Bife após bife, copo d’água após copo d’água, os últimos 40 anos</w:t>
+            </w:r>
+          </w:p>
+        </w:tc>
+      </w:tr>
+      <w:tr>
+        <w:tc>
+          <w:tcPr/>
+          <w:p>
+            <w:pPr>
+              <w:pStyle w:val="Compact"/>
+              <w:jc w:val="left"/>
+            </w:pPr>
+            <w:r>
+              <w:t xml:space="preserve">Esponja virando cicatriz</w:t>
+            </w:r>
+          </w:p>
+        </w:tc>
+        <w:tc>
+          <w:tcPr/>
+          <w:p>
+            <w:pPr>
+              <w:pStyle w:val="Compact"/>
+              <w:jc w:val="left"/>
+            </w:pPr>
+            <w:r>
+              <w:t xml:space="preserve">A culpa que ele foi procurar no estresse, na idade, na esposa</w:t>
+            </w:r>
+          </w:p>
+        </w:tc>
+      </w:tr>
+      <w:tr>
+        <w:tc>
+          <w:tcPr/>
+          <w:p>
+            <w:pPr>
+              <w:pStyle w:val="Compact"/>
+              <w:jc w:val="left"/>
+            </w:pPr>
+            <w:r>
+              <w:t xml:space="preserve">Cicatriz não incha, dobra</w:t>
+            </w:r>
+          </w:p>
+        </w:tc>
+        <w:tc>
+          <w:tcPr/>
+          <w:p>
+            <w:pPr>
+              <w:pStyle w:val="Compact"/>
+              <w:jc w:val="left"/>
+            </w:pPr>
+            <w:r>
+              <w:t xml:space="preserve">A quinta-feira em que ele dobrou; a mão dela tirando ele de cima dela</w:t>
+            </w:r>
+          </w:p>
+        </w:tc>
+      </w:tr>
+      <w:tr>
+        <w:tc>
+          <w:tcPr/>
+          <w:p>
+            <w:pPr>
+              <w:pStyle w:val="Compact"/>
+              <w:jc w:val="left"/>
+            </w:pPr>
+            <w:r>
+              <w:t xml:space="preserve">Placa ocupa espaço de esponja</w:t>
+            </w:r>
+          </w:p>
+        </w:tc>
+        <w:tc>
+          <w:tcPr/>
+          <w:p>
+            <w:pPr>
+              <w:pStyle w:val="Compact"/>
+              <w:jc w:val="left"/>
+            </w:pPr>
+            <w:r>
+              <w:t xml:space="preserve">Ele comparou no chuveiro e fingiu que não era nada</w:t>
+            </w:r>
+          </w:p>
+        </w:tc>
+      </w:tr>
+      <w:tr>
+        <w:tc>
+          <w:tcPr/>
+          <w:p>
+            <w:pPr>
+              <w:pStyle w:val="Compact"/>
+              <w:jc w:val="left"/>
+            </w:pPr>
+            <w:r>
+              <w:t xml:space="preserve">Viagra força sangue contra cicatriz</w:t>
+            </w:r>
+          </w:p>
+        </w:tc>
+        <w:tc>
+          <w:tcPr/>
+          <w:p>
+            <w:pPr>
+              <w:pStyle w:val="Compact"/>
+              <w:jc w:val="left"/>
+            </w:pPr>
+            <w:r>
+              <w:t xml:space="preserve">Funcionou no começo e foi enfraquecendo; dor de cabeça e nada</w:t>
+            </w:r>
+          </w:p>
+        </w:tc>
+      </w:tr>
+      <w:tr>
+        <w:tc>
+          <w:tcPr/>
+          <w:p>
+            <w:pPr>
+              <w:pStyle w:val="Compact"/>
+              <w:jc w:val="left"/>
+            </w:pPr>
+            <w:r>
+              <w:t xml:space="preserve">Receptor morto para o sinal</w:t>
+            </w:r>
+          </w:p>
+        </w:tc>
+        <w:tc>
+          <w:tcPr/>
+          <w:p>
+            <w:pPr>
+              <w:pStyle w:val="Compact"/>
+              <w:jc w:val="left"/>
+            </w:pPr>
+            <w:r>
+              <w:t xml:space="preserve">A matinal que sumiu;</w:t>
+            </w:r>
+            <w:r>
+              <w:t xml:space="preserve"> </w:t>
+            </w:r>
+            <w:r>
+              <w:t xml:space="preserve">“</w:t>
+            </w:r>
+            <w:r>
+              <w:t xml:space="preserve">quando foi a última vez?</w:t>
+            </w:r>
+            <w:r>
+              <w:t xml:space="preserve">”</w:t>
+            </w:r>
+          </w:p>
+        </w:tc>
+      </w:tr>
+      <w:tr>
+        <w:tc>
+          <w:tcPr/>
+          <w:p>
+            <w:pPr>
+              <w:pStyle w:val="Compact"/>
+              <w:jc w:val="left"/>
+            </w:pPr>
+            <w:r>
+              <w:t xml:space="preserve">Relógio</w:t>
+            </w:r>
+          </w:p>
+        </w:tc>
+        <w:tc>
+          <w:tcPr/>
+          <w:p>
+            <w:pPr>
+              <w:pStyle w:val="Compact"/>
+              <w:jc w:val="left"/>
+            </w:pPr>
+            <w:r>
+              <w:t xml:space="preserve">As desculpas (viagem, prazo, acordar cedo); dormir de costas por escolha</w:t>
+            </w:r>
+          </w:p>
+        </w:tc>
+      </w:tr>
+    </w:tbl>
+    <w:p>
+      <w:pPr>
+        <w:pStyle w:val="BodyText"/>
+      </w:pPr>
+      <w:r>
+        <w:t xml:space="preserve">O que isso muda na nossa: número e fonte ficam na tela (lettering + imagem da AE); a voz gasta as palavras na lembrança dele. Nenhum parágrafo da tese termina no fato: termina em algo que ele já sentiu. Cada premissa científica da Parte 5 (1, 3, 4, 5, 8, 12, 24–26) precisa ter a sua linha de memória escolhida antes da copy.</w:t>
       </w:r>
     </w:p>
     <w:bookmarkEnd w:id="41"/>
@@ -9627,36 +9732,6 @@
     </w:lvlOverride>
   </w:num>
   <w:num w:numId="1002">
-    <w:abstractNumId w:val="99411"/>
-    <w:lvlOverride w:ilvl="0">
-      <w:startOverride w:val="1"/>
-    </w:lvlOverride>
-    <w:lvlOverride w:ilvl="1">
-      <w:startOverride w:val="1"/>
-    </w:lvlOverride>
-    <w:lvlOverride w:ilvl="2">
-      <w:startOverride w:val="1"/>
-    </w:lvlOverride>
-    <w:lvlOverride w:ilvl="3">
-      <w:startOverride w:val="1"/>
-    </w:lvlOverride>
-    <w:lvlOverride w:ilvl="4">
-      <w:startOverride w:val="1"/>
-    </w:lvlOverride>
-    <w:lvlOverride w:ilvl="5">
-      <w:startOverride w:val="1"/>
-    </w:lvlOverride>
-    <w:lvlOverride w:ilvl="6">
-      <w:startOverride w:val="1"/>
-    </w:lvlOverride>
-    <w:lvlOverride w:ilvl="7">
-      <w:startOverride w:val="1"/>
-    </w:lvlOverride>
-    <w:lvlOverride w:ilvl="8">
-      <w:startOverride w:val="1"/>
-    </w:lvlOverride>
-  </w:num>
-  <w:num w:numId="1003">
     <w:abstractNumId w:val="99411"/>
     <w:lvlOverride w:ilvl="0">
       <w:startOverride w:val="1"/>
